--- a/Cristoff Stan/Java Spring Boot Kafka AWS/Cristoff Stan.docx
+++ b/Cristoff Stan/Java Spring Boot Kafka AWS/Cristoff Stan.docx
@@ -6,65 +6,51 @@
       <w:pPr>
         <w:pStyle w:val="Heading1"/>
         <w:jc w:val="center"/>
+        <w:rPr>
+          <w:rFonts w:ascii="Impact" w:hAnsi="Impact" w:cs="Impact" w:hint="default"/>
+          <w:color w:val="5B9BD5" w:themeColor="accent1"/>
+          <w:sz w:val="56"/>
+          <w:szCs w:val="96"/>
+        </w:rPr>
+      </w:pPr>
+      <w:proofErr w:type="spellStart"/>
+      <w:r>
+        <w:rPr>
+          <w:rStyle w:val="Strong"/>
+          <w:rFonts w:ascii="Stencil" w:hAnsi="Stencil" w:cs="Impact" w:hint="default"/>
+          <w:b/>
+          <w:bCs/>
+          <w:color w:val="5B9BD5" w:themeColor="accent1"/>
+          <w:sz w:val="72"/>
+          <w:szCs w:val="96"/>
+        </w:rPr>
+        <w:t>Cristoff</w:t>
+      </w:r>
+      <w:proofErr w:type="spellEnd"/>
+      <w:r>
+        <w:rPr>
+          <w:rStyle w:val="Strong"/>
+          <w:rFonts w:ascii="Stencil" w:hAnsi="Stencil" w:cs="Impact" w:hint="default"/>
+          <w:b/>
+          <w:bCs/>
+          <w:color w:val="5B9BD5" w:themeColor="accent1"/>
+          <w:sz w:val="72"/>
+          <w:szCs w:val="96"/>
+        </w:rPr>
+        <w:t xml:space="preserve"> Stan</w:t>
+      </w:r>
+      <w:r>
         <w:rPr>
           <w:rStyle w:val="Strong"/>
           <w:rFonts w:ascii="Impact" w:hAnsi="Impact" w:cs="Impact" w:hint="default"/>
           <w:b/>
           <w:bCs/>
           <w:color w:val="5B9BD5" w:themeColor="accent1"/>
-          <w:sz w:val="96"/>
+          <w:sz w:val="72"/>
           <w:szCs w:val="96"/>
         </w:rPr>
-      </w:pPr>
-      <w:proofErr w:type="spellStart"/>
-      <w:r>
-        <w:rPr>
-          <w:rStyle w:val="Strong"/>
-          <w:rFonts w:ascii="Stencil" w:hAnsi="Stencil" w:cs="Impact" w:hint="default"/>
-          <w:b/>
-          <w:bCs/>
-          <w:color w:val="5B9BD5" w:themeColor="accent1"/>
-          <w:sz w:val="96"/>
-          <w:szCs w:val="96"/>
-        </w:rPr>
-        <w:t>Cristoff</w:t>
-      </w:r>
-      <w:proofErr w:type="spellEnd"/>
-      <w:r>
-        <w:rPr>
-          <w:rStyle w:val="Strong"/>
-          <w:rFonts w:ascii="Stencil" w:hAnsi="Stencil" w:cs="Impact" w:hint="default"/>
-          <w:b/>
-          <w:bCs/>
-          <w:color w:val="5B9BD5" w:themeColor="accent1"/>
-          <w:sz w:val="96"/>
-          <w:szCs w:val="96"/>
-        </w:rPr>
-        <w:t xml:space="preserve"> Stan</w:t>
-      </w:r>
-      <w:r>
-        <w:rPr>
-          <w:rStyle w:val="Strong"/>
-          <w:rFonts w:ascii="Impact" w:hAnsi="Impact" w:cs="Impact" w:hint="default"/>
-          <w:b/>
-          <w:bCs/>
-          <w:color w:val="5B9BD5" w:themeColor="accent1"/>
-          <w:sz w:val="96"/>
-          <w:szCs w:val="96"/>
-        </w:rPr>
         <w:t xml:space="preserve"> </w:t>
       </w:r>
-    </w:p>
-    <w:p>
-      <w:pPr>
-        <w:pStyle w:val="Heading1"/>
-        <w:jc w:val="center"/>
-        <w:rPr>
-          <w:rFonts w:asciiTheme="majorBidi" w:hAnsiTheme="majorBidi" w:cstheme="majorBidi" w:hint="default"/>
-          <w:b w:val="0"/>
-          <w:bCs w:val="0"/>
-        </w:rPr>
-      </w:pPr>
       <w:r>
         <w:rPr>
           <w:rFonts w:asciiTheme="majorBidi" w:eastAsia="Segoe UI" w:hAnsiTheme="majorBidi" w:cstheme="majorBidi" w:hint="default"/>
@@ -81,7 +67,7 @@
           <w:szCs w:val="28"/>
           <w:shd w:val="clear" w:color="auto" w:fill="FFFFFF"/>
         </w:rPr>
-        <w:t xml:space="preserve">er </w:t>
+        <w:t>er</w:t>
       </w:r>
     </w:p>
     <w:tbl>
@@ -159,7 +145,25 @@
                 <w:color w:val="FFFFFF"/>
               </w:rPr>
               <w:br/>
-              <w:t>LinkedIn: https://www.linkedin.com/in/cristoff-stan-b53490362/ | Phone Number: +372 58619311</w:t>
+              <w:t>LinkedIn: https://www.linkedin.com/in/cristoff-stan-</w:t>
+            </w:r>
+            <w:r>
+              <w:rPr>
+                <w:rFonts w:asciiTheme="majorBidi" w:hAnsiTheme="majorBidi" w:cstheme="majorBidi"/>
+                <w:b/>
+                <w:bCs/>
+                <w:color w:val="FFFFFF"/>
+              </w:rPr>
+              <w:t>330682401</w:t>
+            </w:r>
+            <w:r>
+              <w:rPr>
+                <w:rFonts w:asciiTheme="majorBidi" w:hAnsiTheme="majorBidi" w:cstheme="majorBidi"/>
+                <w:b/>
+                <w:bCs/>
+                <w:color w:val="FFFFFF"/>
+              </w:rPr>
+              <w:t>/ | Phone Number: +372 58619311</w:t>
             </w:r>
           </w:p>
         </w:tc>
@@ -188,8 +192,6 @@
         </w:rPr>
         <w:t>PROFESSIONAL SUMMARY</w:t>
       </w:r>
-      <w:bookmarkStart w:id="0" w:name="_GoBack"/>
-      <w:bookmarkEnd w:id="0"/>
     </w:p>
     <w:p>
       <w:pPr>
@@ -250,7 +252,7 @@
           <w:szCs w:val="24"/>
           <w:lang w:eastAsia="en-US"/>
         </w:rPr>
-        <w:t xml:space="preserve">Proficient in </w:t>
+        <w:t xml:space="preserve">Proficient in Kubernetes, AWS, </w:t>
       </w:r>
       <w:proofErr w:type="spellStart"/>
       <w:r>
@@ -260,7 +262,7 @@
           <w:szCs w:val="24"/>
           <w:lang w:eastAsia="en-US"/>
         </w:rPr>
-        <w:t>Kubernetes</w:t>
+        <w:t>GitLab</w:t>
       </w:r>
       <w:proofErr w:type="spellEnd"/>
       <w:r>
@@ -270,47 +272,7 @@
           <w:szCs w:val="24"/>
           <w:lang w:eastAsia="en-US"/>
         </w:rPr>
-        <w:t xml:space="preserve">, AWS, </w:t>
-      </w:r>
-      <w:proofErr w:type="spellStart"/>
-      <w:r>
-        <w:rPr>
-          <w:rFonts w:ascii="Times New Roman" w:eastAsia="Times New Roman" w:hAnsi="Times New Roman" w:cs="Times New Roman"/>
-          <w:sz w:val="24"/>
-          <w:szCs w:val="24"/>
-          <w:lang w:eastAsia="en-US"/>
-        </w:rPr>
-        <w:t>GitLab</w:t>
-      </w:r>
-      <w:proofErr w:type="spellEnd"/>
-      <w:r>
-        <w:rPr>
-          <w:rFonts w:ascii="Times New Roman" w:eastAsia="Times New Roman" w:hAnsi="Times New Roman" w:cs="Times New Roman"/>
-          <w:sz w:val="24"/>
-          <w:szCs w:val="24"/>
-          <w:lang w:eastAsia="en-US"/>
-        </w:rPr>
-        <w:t xml:space="preserve"> CI/CD, </w:t>
-      </w:r>
-      <w:proofErr w:type="spellStart"/>
-      <w:r>
-        <w:rPr>
-          <w:rFonts w:ascii="Times New Roman" w:eastAsia="Times New Roman" w:hAnsi="Times New Roman" w:cs="Times New Roman"/>
-          <w:sz w:val="24"/>
-          <w:szCs w:val="24"/>
-          <w:lang w:eastAsia="en-US"/>
-        </w:rPr>
-        <w:t>RESTful</w:t>
-      </w:r>
-      <w:proofErr w:type="spellEnd"/>
-      <w:r>
-        <w:rPr>
-          <w:rFonts w:ascii="Times New Roman" w:eastAsia="Times New Roman" w:hAnsi="Times New Roman" w:cs="Times New Roman"/>
-          <w:sz w:val="24"/>
-          <w:szCs w:val="24"/>
-          <w:lang w:eastAsia="en-US"/>
-        </w:rPr>
-        <w:t xml:space="preserve"> and </w:t>
+        <w:t xml:space="preserve"> CI/CD, RESTful and </w:t>
       </w:r>
       <w:proofErr w:type="spellStart"/>
       <w:r>
@@ -566,39 +528,8 @@
           <w:szCs w:val="24"/>
           <w:lang w:eastAsia="en-US"/>
         </w:rPr>
-        <w:t xml:space="preserve"> </w:t>
-      </w:r>
-      <w:proofErr w:type="spellStart"/>
-      <w:r>
-        <w:rPr>
-          <w:rFonts w:ascii="Times New Roman" w:eastAsia="Times New Roman" w:hAnsi="Times New Roman" w:cs="Times New Roman"/>
-          <w:sz w:val="24"/>
-          <w:szCs w:val="24"/>
-          <w:lang w:eastAsia="en-US"/>
-        </w:rPr>
-        <w:t>Docker</w:t>
-      </w:r>
-      <w:proofErr w:type="spellEnd"/>
-      <w:r>
-        <w:rPr>
-          <w:rFonts w:ascii="Times New Roman" w:eastAsia="Times New Roman" w:hAnsi="Times New Roman" w:cs="Times New Roman"/>
-          <w:sz w:val="24"/>
-          <w:szCs w:val="24"/>
-          <w:lang w:eastAsia="en-US"/>
-        </w:rPr>
-        <w:t xml:space="preserve">, </w:t>
-      </w:r>
-      <w:proofErr w:type="spellStart"/>
-      <w:r>
-        <w:rPr>
-          <w:rFonts w:ascii="Times New Roman" w:eastAsia="Times New Roman" w:hAnsi="Times New Roman" w:cs="Times New Roman"/>
-          <w:sz w:val="24"/>
-          <w:szCs w:val="24"/>
-          <w:lang w:eastAsia="en-US"/>
-        </w:rPr>
-        <w:t>Kubernetes</w:t>
-      </w:r>
-      <w:proofErr w:type="spellEnd"/>
+        <w:t xml:space="preserve"> Docker, Kubernetes</w:t>
+      </w:r>
     </w:p>
     <w:p>
       <w:pPr>
@@ -615,7 +546,6 @@
           <w:lang w:eastAsia="en-US"/>
         </w:rPr>
       </w:pPr>
-      <w:proofErr w:type="spellStart"/>
       <w:r>
         <w:rPr>
           <w:rFonts w:ascii="Times New Roman" w:eastAsia="Times New Roman" w:hAnsi="Times New Roman" w:cs="Times New Roman"/>
@@ -625,68 +555,36 @@
           <w:szCs w:val="24"/>
           <w:lang w:eastAsia="en-US"/>
         </w:rPr>
-        <w:t>DevOps</w:t>
+        <w:t>DevOps &amp; CI/CD:</w:t>
+      </w:r>
+      <w:r>
+        <w:rPr>
+          <w:rFonts w:ascii="Times New Roman" w:eastAsia="Times New Roman" w:hAnsi="Times New Roman" w:cs="Times New Roman"/>
+          <w:sz w:val="24"/>
+          <w:szCs w:val="24"/>
+          <w:lang w:eastAsia="en-US"/>
+        </w:rPr>
+        <w:t xml:space="preserve"> </w:t>
+      </w:r>
+      <w:proofErr w:type="spellStart"/>
+      <w:r>
+        <w:rPr>
+          <w:rFonts w:ascii="Times New Roman" w:eastAsia="Times New Roman" w:hAnsi="Times New Roman" w:cs="Times New Roman"/>
+          <w:sz w:val="24"/>
+          <w:szCs w:val="24"/>
+          <w:lang w:eastAsia="en-US"/>
+        </w:rPr>
+        <w:t>GitLab</w:t>
       </w:r>
       <w:proofErr w:type="spellEnd"/>
       <w:r>
         <w:rPr>
           <w:rFonts w:ascii="Times New Roman" w:eastAsia="Times New Roman" w:hAnsi="Times New Roman" w:cs="Times New Roman"/>
-          <w:b/>
-          <w:bCs/>
-          <w:sz w:val="24"/>
-          <w:szCs w:val="24"/>
-          <w:lang w:eastAsia="en-US"/>
-        </w:rPr>
-        <w:t xml:space="preserve"> &amp; CI/CD:</w:t>
-      </w:r>
-      <w:r>
-        <w:rPr>
-          <w:rFonts w:ascii="Times New Roman" w:eastAsia="Times New Roman" w:hAnsi="Times New Roman" w:cs="Times New Roman"/>
-          <w:sz w:val="24"/>
-          <w:szCs w:val="24"/>
-          <w:lang w:eastAsia="en-US"/>
-        </w:rPr>
-        <w:t xml:space="preserve"> </w:t>
-      </w:r>
-      <w:proofErr w:type="spellStart"/>
-      <w:r>
-        <w:rPr>
-          <w:rFonts w:ascii="Times New Roman" w:eastAsia="Times New Roman" w:hAnsi="Times New Roman" w:cs="Times New Roman"/>
-          <w:sz w:val="24"/>
-          <w:szCs w:val="24"/>
-          <w:lang w:eastAsia="en-US"/>
-        </w:rPr>
-        <w:t>GitLab</w:t>
-      </w:r>
-      <w:proofErr w:type="spellEnd"/>
-      <w:r>
-        <w:rPr>
-          <w:rFonts w:ascii="Times New Roman" w:eastAsia="Times New Roman" w:hAnsi="Times New Roman" w:cs="Times New Roman"/>
-          <w:sz w:val="24"/>
-          <w:szCs w:val="24"/>
-          <w:lang w:eastAsia="en-US"/>
-        </w:rPr>
-        <w:t xml:space="preserve"> CI, </w:t>
-      </w:r>
-      <w:proofErr w:type="spellStart"/>
-      <w:r>
-        <w:rPr>
-          <w:rFonts w:ascii="Times New Roman" w:eastAsia="Times New Roman" w:hAnsi="Times New Roman" w:cs="Times New Roman"/>
-          <w:sz w:val="24"/>
-          <w:szCs w:val="24"/>
-          <w:lang w:eastAsia="en-US"/>
-        </w:rPr>
-        <w:t>GitHub</w:t>
-      </w:r>
-      <w:proofErr w:type="spellEnd"/>
-      <w:r>
-        <w:rPr>
-          <w:rFonts w:ascii="Times New Roman" w:eastAsia="Times New Roman" w:hAnsi="Times New Roman" w:cs="Times New Roman"/>
-          <w:sz w:val="24"/>
-          <w:szCs w:val="24"/>
-          <w:lang w:eastAsia="en-US"/>
-        </w:rPr>
-        <w:t xml:space="preserve"> Actions, Jenkins, </w:t>
+          <w:sz w:val="24"/>
+          <w:szCs w:val="24"/>
+          <w:lang w:eastAsia="en-US"/>
+        </w:rPr>
+        <w:t xml:space="preserve"> CI, GitHub Actions, Jenkins, </w:t>
       </w:r>
       <w:proofErr w:type="spellStart"/>
       <w:r>
@@ -733,19 +631,8 @@
           <w:szCs w:val="24"/>
           <w:lang w:eastAsia="en-US"/>
         </w:rPr>
-        <w:t xml:space="preserve"> MySQL, Aurora DB, </w:t>
-      </w:r>
-      <w:proofErr w:type="spellStart"/>
-      <w:r>
-        <w:rPr>
-          <w:rFonts w:ascii="Times New Roman" w:eastAsia="Times New Roman" w:hAnsi="Times New Roman" w:cs="Times New Roman"/>
-          <w:sz w:val="24"/>
-          <w:szCs w:val="24"/>
-          <w:lang w:eastAsia="en-US"/>
-        </w:rPr>
-        <w:t>PostgreSQL</w:t>
-      </w:r>
-      <w:proofErr w:type="spellEnd"/>
+        <w:t xml:space="preserve"> MySQL, Aurora DB, PostgreSQL</w:t>
+      </w:r>
     </w:p>
     <w:p>
       <w:pPr>
@@ -856,27 +743,7 @@
           <w:szCs w:val="24"/>
           <w:lang w:eastAsia="en-US"/>
         </w:rPr>
-        <w:t xml:space="preserve">, </w:t>
-      </w:r>
-      <w:proofErr w:type="spellStart"/>
-      <w:r>
-        <w:rPr>
-          <w:rFonts w:ascii="Times New Roman" w:eastAsia="Times New Roman" w:hAnsi="Times New Roman" w:cs="Times New Roman"/>
-          <w:sz w:val="24"/>
-          <w:szCs w:val="24"/>
-          <w:lang w:eastAsia="en-US"/>
-        </w:rPr>
-        <w:t>GitHub</w:t>
-      </w:r>
-      <w:proofErr w:type="spellEnd"/>
-      <w:r>
-        <w:rPr>
-          <w:rFonts w:ascii="Times New Roman" w:eastAsia="Times New Roman" w:hAnsi="Times New Roman" w:cs="Times New Roman"/>
-          <w:sz w:val="24"/>
-          <w:szCs w:val="24"/>
-          <w:lang w:eastAsia="en-US"/>
-        </w:rPr>
-        <w:t xml:space="preserve">, </w:t>
+        <w:t xml:space="preserve">, GitHub, </w:t>
       </w:r>
       <w:proofErr w:type="spellStart"/>
       <w:r>
@@ -1057,7 +924,14 @@
           <w:rStyle w:val="Strong"/>
           <w:rFonts w:asciiTheme="majorBidi" w:hAnsiTheme="majorBidi" w:cstheme="majorBidi"/>
         </w:rPr>
-        <w:t>September 2021 – December 2024</w:t>
+        <w:t>September 2021 – December 202</w:t>
+      </w:r>
+      <w:r>
+        <w:rPr>
+          <w:rStyle w:val="Strong"/>
+          <w:rFonts w:asciiTheme="majorBidi" w:hAnsiTheme="majorBidi" w:cstheme="majorBidi"/>
+        </w:rPr>
+        <w:t>5</w:t>
       </w:r>
     </w:p>
     <w:p>
@@ -1227,7 +1101,7 @@
           <w:szCs w:val="24"/>
           <w:lang w:eastAsia="en-US"/>
         </w:rPr>
-        <w:t xml:space="preserve">Migrated on-premise services to </w:t>
+        <w:t xml:space="preserve">Migrated </w:t>
       </w:r>
       <w:proofErr w:type="spellStart"/>
       <w:r>
@@ -1237,7 +1111,7 @@
           <w:szCs w:val="24"/>
           <w:lang w:eastAsia="en-US"/>
         </w:rPr>
-        <w:t>Kubernetes</w:t>
+        <w:t>on-premise</w:t>
       </w:r>
       <w:proofErr w:type="spellEnd"/>
       <w:r>
@@ -1247,7 +1121,7 @@
           <w:szCs w:val="24"/>
           <w:lang w:eastAsia="en-US"/>
         </w:rPr>
-        <w:t>-based AWS EKS clusters, reducing deployment friction and improving system resilience.</w:t>
+        <w:t xml:space="preserve"> services to Kubernetes-based AWS EKS clusters, reducing deployment friction and improving system resilience.</w:t>
       </w:r>
     </w:p>
     <w:p>
@@ -1292,27 +1166,7 @@
           <w:szCs w:val="24"/>
           <w:lang w:eastAsia="en-US"/>
         </w:rPr>
-        <w:t xml:space="preserve"> CI and </w:t>
-      </w:r>
-      <w:proofErr w:type="spellStart"/>
-      <w:r>
-        <w:rPr>
-          <w:rFonts w:ascii="Times New Roman" w:eastAsia="Times New Roman" w:hAnsi="Times New Roman" w:cs="Times New Roman"/>
-          <w:sz w:val="24"/>
-          <w:szCs w:val="24"/>
-          <w:lang w:eastAsia="en-US"/>
-        </w:rPr>
-        <w:t>GitHub</w:t>
-      </w:r>
-      <w:proofErr w:type="spellEnd"/>
-      <w:r>
-        <w:rPr>
-          <w:rFonts w:ascii="Times New Roman" w:eastAsia="Times New Roman" w:hAnsi="Times New Roman" w:cs="Times New Roman"/>
-          <w:sz w:val="24"/>
-          <w:szCs w:val="24"/>
-          <w:lang w:eastAsia="en-US"/>
-        </w:rPr>
-        <w:t xml:space="preserve"> Actions, increasing release frequency by 40% through pipeline automation and improved test coverage.</w:t>
+        <w:t xml:space="preserve"> CI and GitHub Actions, increasing release frequency by 40% through pipeline automation and improved test coverage.</w:t>
       </w:r>
     </w:p>
     <w:p>
@@ -1337,7 +1191,6 @@
           <w:szCs w:val="24"/>
           <w:lang w:eastAsia="en-US"/>
         </w:rPr>
-        <w:lastRenderedPageBreak/>
         <w:t>Participated in system design reviews, defined service boundaries, and ensured seamless integration across interdependent components.</w:t>
       </w:r>
     </w:p>
@@ -1363,6 +1216,7 @@
           <w:szCs w:val="24"/>
           <w:lang w:eastAsia="en-US"/>
         </w:rPr>
+        <w:lastRenderedPageBreak/>
         <w:t xml:space="preserve">Integrated monitoring with Prometheus and </w:t>
       </w:r>
       <w:proofErr w:type="spellStart"/>
@@ -1528,47 +1382,7 @@
           <w:szCs w:val="24"/>
           <w:lang w:eastAsia="en-US"/>
         </w:rPr>
-        <w:t xml:space="preserve">Built backend APIs using Java Spring Boot and deployed them via </w:t>
-      </w:r>
-      <w:proofErr w:type="spellStart"/>
-      <w:r>
-        <w:rPr>
-          <w:rFonts w:ascii="Times New Roman" w:eastAsia="Times New Roman" w:hAnsi="Times New Roman" w:cs="Times New Roman"/>
-          <w:sz w:val="24"/>
-          <w:szCs w:val="24"/>
-          <w:lang w:eastAsia="en-US"/>
-        </w:rPr>
-        <w:t>Docker</w:t>
-      </w:r>
-      <w:proofErr w:type="spellEnd"/>
-      <w:r>
-        <w:rPr>
-          <w:rFonts w:ascii="Times New Roman" w:eastAsia="Times New Roman" w:hAnsi="Times New Roman" w:cs="Times New Roman"/>
-          <w:sz w:val="24"/>
-          <w:szCs w:val="24"/>
-          <w:lang w:eastAsia="en-US"/>
-        </w:rPr>
-        <w:t xml:space="preserve"> to </w:t>
-      </w:r>
-      <w:proofErr w:type="spellStart"/>
-      <w:r>
-        <w:rPr>
-          <w:rFonts w:ascii="Times New Roman" w:eastAsia="Times New Roman" w:hAnsi="Times New Roman" w:cs="Times New Roman"/>
-          <w:sz w:val="24"/>
-          <w:szCs w:val="24"/>
-          <w:lang w:eastAsia="en-US"/>
-        </w:rPr>
-        <w:t>Kubernetes</w:t>
-      </w:r>
-      <w:proofErr w:type="spellEnd"/>
-      <w:r>
-        <w:rPr>
-          <w:rFonts w:ascii="Times New Roman" w:eastAsia="Times New Roman" w:hAnsi="Times New Roman" w:cs="Times New Roman"/>
-          <w:sz w:val="24"/>
-          <w:szCs w:val="24"/>
-          <w:lang w:eastAsia="en-US"/>
-        </w:rPr>
-        <w:t xml:space="preserve"> environments, ensuring cloud-native architecture alignment.</w:t>
+        <w:t>Built backend APIs using Java Spring Boot and deployed them via Docker to Kubernetes environments, ensuring cloud-native architecture alignment.</w:t>
       </w:r>
     </w:p>
     <w:p>
@@ -1869,6 +1683,8 @@
         </w:rPr>
         <w:t>Soft Build</w:t>
       </w:r>
+      <w:bookmarkStart w:id="0" w:name="_GoBack"/>
+      <w:bookmarkEnd w:id="0"/>
     </w:p>
     <w:p>
       <w:pPr>
@@ -2192,7 +2008,6 @@
           <w:bCs/>
         </w:rPr>
       </w:pPr>
-      <w:proofErr w:type="spellStart"/>
       <w:r>
         <w:rPr>
           <w:rStyle w:val="Strong"/>
@@ -2200,17 +2015,7 @@
           <w:b/>
           <w:bCs/>
         </w:rPr>
-        <w:t>Decima</w:t>
-      </w:r>
-      <w:proofErr w:type="spellEnd"/>
-      <w:r>
-        <w:rPr>
-          <w:rStyle w:val="Strong"/>
-          <w:rFonts w:asciiTheme="majorBidi" w:hAnsiTheme="majorBidi" w:cstheme="majorBidi" w:hint="default"/>
-          <w:b/>
-          <w:bCs/>
-        </w:rPr>
-        <w:t xml:space="preserve"> Digital </w:t>
+        <w:t xml:space="preserve">Decima Digital </w:t>
       </w:r>
     </w:p>
     <w:p>
@@ -7501,7 +7306,6 @@
       <w:jc w:val="both"/>
     </w:pPr>
     <w:tblPr>
-      <w:tblInd w:w="0" w:type="dxa"/>
       <w:tblBorders>
         <w:top w:val="single" w:sz="4" w:space="0" w:color="auto"/>
         <w:left w:val="single" w:sz="4" w:space="0" w:color="auto"/>
@@ -7510,12 +7314,6 @@
         <w:insideH w:val="single" w:sz="4" w:space="0" w:color="auto"/>
         <w:insideV w:val="single" w:sz="4" w:space="0" w:color="auto"/>
       </w:tblBorders>
-      <w:tblCellMar>
-        <w:top w:w="0" w:type="dxa"/>
-        <w:left w:w="108" w:type="dxa"/>
-        <w:bottom w:w="0" w:type="dxa"/>
-        <w:right w:w="108" w:type="dxa"/>
-      </w:tblCellMar>
     </w:tblPr>
   </w:style>
   <w:style w:type="paragraph" w:styleId="ListParagraph">
@@ -7814,7 +7612,6 @@
       <w:jc w:val="both"/>
     </w:pPr>
     <w:tblPr>
-      <w:tblInd w:w="0" w:type="dxa"/>
       <w:tblBorders>
         <w:top w:val="single" w:sz="4" w:space="0" w:color="auto"/>
         <w:left w:val="single" w:sz="4" w:space="0" w:color="auto"/>
@@ -7823,12 +7620,6 @@
         <w:insideH w:val="single" w:sz="4" w:space="0" w:color="auto"/>
         <w:insideV w:val="single" w:sz="4" w:space="0" w:color="auto"/>
       </w:tblBorders>
-      <w:tblCellMar>
-        <w:top w:w="0" w:type="dxa"/>
-        <w:left w:w="108" w:type="dxa"/>
-        <w:bottom w:w="0" w:type="dxa"/>
-        <w:right w:w="108" w:type="dxa"/>
-      </w:tblCellMar>
     </w:tblPr>
   </w:style>
   <w:style w:type="paragraph" w:styleId="ListParagraph">
